--- a/2 сем/Лабораторная №3 Карпеко Никита/Отчет_по_лабораторной_работе_3_Карпеко_Никита.docx
+++ b/2 сем/Лабораторная №3 Карпеко Никита/Отчет_по_лабораторной_работе_3_Карпеко_Никита.docx
@@ -226,9 +226,8 @@
           <w:sz w:val="32"/>
           <w:szCs w:val="32"/>
         </w:rPr>
-        <w:t xml:space="preserve">Основы работы с протоколом </w:t>
-      </w:r>
-      <w:proofErr w:type="gramStart"/>
+        <w:t>Основы работы с протоколом HTTP</w:t>
+      </w:r>
       <w:r>
         <w:rPr>
           <w:rFonts w:ascii="Times New Roman" w:hAnsi="Times New Roman" w:cs="Times New Roman"/>
@@ -238,31 +237,8 @@
           <w:sz w:val="32"/>
           <w:szCs w:val="32"/>
         </w:rPr>
-        <w:t>HTTP</w:t>
-      </w:r>
-      <w:r>
-        <w:rPr>
-          <w:rFonts w:ascii="Times New Roman" w:hAnsi="Times New Roman" w:cs="Times New Roman"/>
-          <w:b/>
-          <w:bCs/>
-          <w:color w:val="000000" w:themeColor="text1"/>
-          <w:sz w:val="32"/>
-          <w:szCs w:val="32"/>
-        </w:rPr>
-        <w:t xml:space="preserve"> </w:t>
-      </w:r>
-      <w:r>
-        <w:rPr>
-          <w:rFonts w:ascii="Times New Roman" w:hAnsi="Times New Roman" w:cs="Times New Roman"/>
-          <w:b/>
-          <w:bCs/>
-          <w:color w:val="000000" w:themeColor="text1"/>
-          <w:sz w:val="32"/>
-          <w:szCs w:val="32"/>
-        </w:rPr>
         <w:t>”</w:t>
       </w:r>
-      <w:proofErr w:type="gramEnd"/>
     </w:p>
     <w:p>
       <w:pPr>
@@ -803,7 +779,7 @@
           <w:rFonts w:ascii="Times New Roman" w:eastAsia="Times New Roman" w:hAnsi="Times New Roman" w:cs="Times New Roman"/>
           <w:sz w:val="28"/>
           <w:szCs w:val="28"/>
-          <w:lang w:val="en-US" w:eastAsia="ru-RU"/>
+          <w:lang w:eastAsia="ru-RU"/>
         </w:rPr>
       </w:pPr>
       <w:r>
@@ -1447,6 +1423,7 @@
       <w:r>
         <w:rPr>
           <w:rFonts w:ascii="Times New Roman" w:eastAsia="Times New Roman" w:hAnsi="Times New Roman" w:cs="Times New Roman"/>
+          <w:noProof/>
           <w:sz w:val="28"/>
           <w:szCs w:val="28"/>
           <w:lang w:eastAsia="ru-RU"/>
@@ -1708,7 +1685,7 @@
           <w:rFonts w:ascii="Times New Roman" w:eastAsia="Times New Roman" w:hAnsi="Times New Roman" w:cs="Times New Roman"/>
           <w:sz w:val="28"/>
           <w:szCs w:val="28"/>
-          <w:lang w:val="en-US" w:eastAsia="ru-RU"/>
+          <w:lang w:eastAsia="ru-RU"/>
         </w:rPr>
       </w:pPr>
       <w:r>
@@ -1902,6 +1879,7 @@
       <w:r>
         <w:rPr>
           <w:rFonts w:ascii="Times New Roman" w:eastAsia="Times New Roman" w:hAnsi="Times New Roman" w:cs="Times New Roman"/>
+          <w:noProof/>
           <w:sz w:val="28"/>
           <w:szCs w:val="28"/>
           <w:lang w:eastAsia="ru-RU"/>
@@ -2022,7 +2000,7 @@
     <w:p>
       <w:pPr>
         <w:spacing w:after="0" w:line="360" w:lineRule="auto"/>
-        <w:ind w:left="-567" w:right="854" w:firstLine="142"/>
+        <w:ind w:right="854"/>
         <w:jc w:val="both"/>
         <w:rPr>
           <w:rFonts w:ascii="Times New Roman" w:eastAsia="Times New Roman" w:hAnsi="Times New Roman" w:cs="Times New Roman"/>
@@ -2041,65 +2019,13 @@
           <w:rFonts w:ascii="Times New Roman" w:eastAsia="Times New Roman" w:hAnsi="Times New Roman" w:cs="Times New Roman"/>
           <w:sz w:val="28"/>
           <w:szCs w:val="28"/>
-          <w:lang w:val="en-US" w:eastAsia="ru-RU"/>
-        </w:rPr>
-      </w:pPr>
-      <w:r>
-        <w:rPr>
+          <w:lang w:eastAsia="ru-RU"/>
+        </w:rPr>
+      </w:pPr>
+      <w:r>
+        <w:rPr>
+          <w:rFonts w:ascii="Times New Roman" w:eastAsia="Times New Roman" w:hAnsi="Times New Roman" w:cs="Times New Roman"/>
           <w:noProof/>
-        </w:rPr>
-        <w:drawing>
-          <wp:inline distT="0" distB="0" distL="0" distR="0" wp14:anchorId="0268FC7F" wp14:editId="1FAE3496">
-            <wp:extent cx="5940425" cy="6603365"/>
-            <wp:effectExtent l="0" t="0" r="3175" b="6985"/>
-            <wp:docPr id="556202122" name="Рисунок 1"/>
-            <wp:cNvGraphicFramePr>
-              <a:graphicFrameLocks xmlns:a="http://schemas.openxmlformats.org/drawingml/2006/main" noChangeAspect="1"/>
-            </wp:cNvGraphicFramePr>
-            <a:graphic xmlns:a="http://schemas.openxmlformats.org/drawingml/2006/main">
-              <a:graphicData uri="http://schemas.openxmlformats.org/drawingml/2006/picture">
-                <pic:pic xmlns:pic="http://schemas.openxmlformats.org/drawingml/2006/picture">
-                  <pic:nvPicPr>
-                    <pic:cNvPr id="556202122" name=""/>
-                    <pic:cNvPicPr/>
-                  </pic:nvPicPr>
-                  <pic:blipFill>
-                    <a:blip r:embed="rId9"/>
-                    <a:stretch>
-                      <a:fillRect/>
-                    </a:stretch>
-                  </pic:blipFill>
-                  <pic:spPr>
-                    <a:xfrm>
-                      <a:off x="0" y="0"/>
-                      <a:ext cx="5940425" cy="6603365"/>
-                    </a:xfrm>
-                    <a:prstGeom prst="rect">
-                      <a:avLst/>
-                    </a:prstGeom>
-                  </pic:spPr>
-                </pic:pic>
-              </a:graphicData>
-            </a:graphic>
-          </wp:inline>
-        </w:drawing>
-      </w:r>
-    </w:p>
-    <w:p>
-      <w:pPr>
-        <w:spacing w:after="0" w:line="360" w:lineRule="auto"/>
-        <w:ind w:left="-567" w:right="854" w:firstLine="142"/>
-        <w:jc w:val="both"/>
-        <w:rPr>
-          <w:rFonts w:ascii="Times New Roman" w:eastAsia="Times New Roman" w:hAnsi="Times New Roman" w:cs="Times New Roman"/>
-          <w:sz w:val="28"/>
-          <w:szCs w:val="28"/>
-          <w:lang w:eastAsia="ru-RU"/>
-        </w:rPr>
-      </w:pPr>
-      <w:r>
-        <w:rPr>
-          <w:rFonts w:ascii="Times New Roman" w:eastAsia="Times New Roman" w:hAnsi="Times New Roman" w:cs="Times New Roman"/>
           <w:sz w:val="28"/>
           <w:szCs w:val="28"/>
           <w:lang w:eastAsia="ru-RU"/>
@@ -2569,17 +2495,16 @@
           <w:rFonts w:ascii="Times New Roman" w:eastAsia="Times New Roman" w:hAnsi="Times New Roman" w:cs="Times New Roman"/>
           <w:sz w:val="28"/>
           <w:szCs w:val="28"/>
-          <w:lang w:val="en-US" w:eastAsia="ru-RU"/>
-        </w:rPr>
-      </w:pPr>
-      <w:r>
-        <w:rPr>
-          <w:rFonts w:ascii="Times New Roman" w:eastAsia="Times New Roman" w:hAnsi="Times New Roman" w:cs="Times New Roman"/>
-          <w:sz w:val="28"/>
-          <w:szCs w:val="28"/>
-          <w:lang w:eastAsia="ru-RU"/>
-        </w:rPr>
-        <w:lastRenderedPageBreak/>
+          <w:lang w:eastAsia="ru-RU"/>
+        </w:rPr>
+      </w:pPr>
+      <w:r>
+        <w:rPr>
+          <w:rFonts w:ascii="Times New Roman" w:eastAsia="Times New Roman" w:hAnsi="Times New Roman" w:cs="Times New Roman"/>
+          <w:sz w:val="28"/>
+          <w:szCs w:val="28"/>
+          <w:lang w:eastAsia="ru-RU"/>
+        </w:rPr>
         <w:t>Отправить запрос и проанализировать ответ сервера.</w:t>
       </w:r>
     </w:p>
@@ -2590,7 +2515,6 @@
         <w:jc w:val="both"/>
         <w:rPr>
           <w:noProof/>
-          <w:lang w:val="en-US"/>
         </w:rPr>
       </w:pPr>
     </w:p>
@@ -2626,7 +2550,7 @@
                     <pic:cNvPicPr/>
                   </pic:nvPicPr>
                   <pic:blipFill rotWithShape="1">
-                    <a:blip r:embed="rId10"/>
+                    <a:blip r:embed="rId9"/>
                     <a:srcRect b="37547"/>
                     <a:stretch>
                       <a:fillRect/>
@@ -2702,6 +2626,7 @@
       <w:r>
         <w:rPr>
           <w:rFonts w:ascii="Times New Roman" w:eastAsia="Times New Roman" w:hAnsi="Times New Roman" w:cs="Times New Roman"/>
+          <w:noProof/>
           <w:sz w:val="28"/>
           <w:szCs w:val="28"/>
           <w:lang w:eastAsia="ru-RU"/>
@@ -2828,64 +2753,8 @@
           <w:rFonts w:ascii="Times New Roman" w:eastAsia="Times New Roman" w:hAnsi="Times New Roman" w:cs="Times New Roman"/>
           <w:sz w:val="28"/>
           <w:szCs w:val="28"/>
-          <w:lang w:eastAsia="ru-RU"/>
-        </w:rPr>
-      </w:pPr>
-      <w:r>
-        <w:rPr>
-          <w:rFonts w:ascii="Times New Roman" w:eastAsia="Times New Roman" w:hAnsi="Times New Roman" w:cs="Times New Roman"/>
-          <w:sz w:val="28"/>
-          <w:szCs w:val="28"/>
-          <w:lang w:eastAsia="ru-RU"/>
-        </w:rPr>
-        <w:t xml:space="preserve">Изменить метод на PUT и указать полный URL для обновления поста. </w:t>
-      </w:r>
-    </w:p>
-    <w:p>
-      <w:pPr>
-        <w:spacing w:after="0" w:line="360" w:lineRule="auto"/>
-        <w:ind w:left="-567" w:right="-143" w:firstLine="142"/>
-        <w:jc w:val="both"/>
-        <w:rPr>
-          <w:rFonts w:ascii="Times New Roman" w:eastAsia="Times New Roman" w:hAnsi="Times New Roman" w:cs="Times New Roman"/>
-          <w:sz w:val="28"/>
-          <w:szCs w:val="28"/>
-          <w:lang w:eastAsia="ru-RU"/>
-        </w:rPr>
-      </w:pPr>
-      <w:r>
-        <w:rPr>
-          <w:rFonts w:ascii="Times New Roman" w:eastAsia="Times New Roman" w:hAnsi="Times New Roman" w:cs="Times New Roman"/>
-          <w:sz w:val="28"/>
-          <w:szCs w:val="28"/>
-          <w:lang w:eastAsia="ru-RU"/>
-        </w:rPr>
-        <w:t xml:space="preserve">В "Body" изменить </w:t>
-      </w:r>
-      <w:r>
-        <w:rPr>
-          <w:rFonts w:ascii="Times New Roman" w:eastAsia="Times New Roman" w:hAnsi="Times New Roman" w:cs="Times New Roman"/>
-          <w:sz w:val="28"/>
-          <w:szCs w:val="28"/>
-          <w:lang w:eastAsia="ru-RU"/>
-        </w:rPr>
-        <w:t>содержание поста</w:t>
-      </w:r>
-      <w:r>
-        <w:rPr>
-          <w:rFonts w:ascii="Times New Roman" w:eastAsia="Times New Roman" w:hAnsi="Times New Roman" w:cs="Times New Roman"/>
-          <w:sz w:val="28"/>
-          <w:szCs w:val="28"/>
-          <w:lang w:eastAsia="ru-RU"/>
-        </w:rPr>
-        <w:t>, отправить запрос и проанализировать ответ.</w:t>
-      </w:r>
-    </w:p>
-    <w:p>
-      <w:pPr>
-        <w:spacing w:after="0" w:line="360" w:lineRule="auto"/>
-        <w:ind w:left="-567" w:right="-143" w:firstLine="142"/>
-        <w:jc w:val="both"/>
+          <w:lang w:val="en-US" w:eastAsia="ru-RU"/>
+        </w:rPr>
       </w:pPr>
       <w:r>
         <w:rPr>
@@ -2893,10 +2762,10 @@
         </w:rPr>
         <w:lastRenderedPageBreak/>
         <w:drawing>
-          <wp:inline distT="0" distB="0" distL="0" distR="0" wp14:anchorId="4C3C303D" wp14:editId="6FC43CA5">
-            <wp:extent cx="3790950" cy="9239250"/>
-            <wp:effectExtent l="0" t="0" r="0" b="0"/>
-            <wp:docPr id="257193149" name="Рисунок 10"/>
+          <wp:inline distT="0" distB="0" distL="0" distR="0" wp14:anchorId="7A0DD19E" wp14:editId="35734216">
+            <wp:extent cx="5940425" cy="2676525"/>
+            <wp:effectExtent l="0" t="0" r="3175" b="9525"/>
+            <wp:docPr id="1641160513" name="Рисунок 1"/>
             <wp:cNvGraphicFramePr>
               <a:graphicFrameLocks xmlns:a="http://schemas.openxmlformats.org/drawingml/2006/main" noChangeAspect="1"/>
             </wp:cNvGraphicFramePr>
@@ -2904,36 +2773,23 @@
               <a:graphicData uri="http://schemas.openxmlformats.org/drawingml/2006/picture">
                 <pic:pic xmlns:pic="http://schemas.openxmlformats.org/drawingml/2006/picture">
                   <pic:nvPicPr>
-                    <pic:cNvPr id="0" name="Picture 1"/>
-                    <pic:cNvPicPr>
-                      <a:picLocks noChangeAspect="1" noChangeArrowheads="1"/>
-                    </pic:cNvPicPr>
+                    <pic:cNvPr id="1641160513" name=""/>
+                    <pic:cNvPicPr/>
                   </pic:nvPicPr>
                   <pic:blipFill>
-                    <a:blip r:embed="rId11">
-                      <a:extLst>
-                        <a:ext uri="{28A0092B-C50C-407E-A947-70E740481C1C}">
-                          <a14:useLocalDpi xmlns:a14="http://schemas.microsoft.com/office/drawing/2010/main" val="0"/>
-                        </a:ext>
-                      </a:extLst>
-                    </a:blip>
-                    <a:srcRect/>
+                    <a:blip r:embed="rId10"/>
                     <a:stretch>
                       <a:fillRect/>
                     </a:stretch>
                   </pic:blipFill>
-                  <pic:spPr bwMode="auto">
+                  <pic:spPr>
                     <a:xfrm>
                       <a:off x="0" y="0"/>
-                      <a:ext cx="3790950" cy="9239250"/>
+                      <a:ext cx="5940425" cy="2676525"/>
                     </a:xfrm>
                     <a:prstGeom prst="rect">
                       <a:avLst/>
                     </a:prstGeom>
-                    <a:noFill/>
-                    <a:ln>
-                      <a:noFill/>
-                    </a:ln>
                   </pic:spPr>
                 </pic:pic>
               </a:graphicData>
@@ -2945,6 +2801,110 @@
     <w:p>
       <w:pPr>
         <w:spacing w:after="0" w:line="360" w:lineRule="auto"/>
+        <w:ind w:left="-567" w:right="854" w:firstLine="142"/>
+        <w:jc w:val="both"/>
+        <w:rPr>
+          <w:rFonts w:ascii="Times New Roman" w:eastAsia="Times New Roman" w:hAnsi="Times New Roman" w:cs="Times New Roman"/>
+          <w:sz w:val="28"/>
+          <w:szCs w:val="28"/>
+          <w:lang w:eastAsia="ru-RU"/>
+        </w:rPr>
+      </w:pPr>
+      <w:r>
+        <w:rPr>
+          <w:rFonts w:ascii="Times New Roman" w:eastAsia="Times New Roman" w:hAnsi="Times New Roman" w:cs="Times New Roman"/>
+          <w:sz w:val="28"/>
+          <w:szCs w:val="28"/>
+          <w:lang w:eastAsia="ru-RU"/>
+        </w:rPr>
+        <w:t xml:space="preserve">Изменить метод на PUT и указать полный URL для обновления поста. </w:t>
+      </w:r>
+    </w:p>
+    <w:p>
+      <w:pPr>
+        <w:spacing w:after="0" w:line="360" w:lineRule="auto"/>
+        <w:ind w:left="-567" w:right="-143" w:firstLine="142"/>
+        <w:jc w:val="both"/>
+        <w:rPr>
+          <w:rFonts w:ascii="Times New Roman" w:eastAsia="Times New Roman" w:hAnsi="Times New Roman" w:cs="Times New Roman"/>
+          <w:sz w:val="28"/>
+          <w:szCs w:val="28"/>
+          <w:lang w:val="en-US" w:eastAsia="ru-RU"/>
+        </w:rPr>
+      </w:pPr>
+      <w:r>
+        <w:rPr>
+          <w:rFonts w:ascii="Times New Roman" w:eastAsia="Times New Roman" w:hAnsi="Times New Roman" w:cs="Times New Roman"/>
+          <w:sz w:val="28"/>
+          <w:szCs w:val="28"/>
+          <w:lang w:eastAsia="ru-RU"/>
+        </w:rPr>
+        <w:t>В "Body" изменить содержание поста, отправить запрос и проанализировать ответ.</w:t>
+      </w:r>
+    </w:p>
+    <w:p>
+      <w:pPr>
+        <w:spacing w:after="0" w:line="360" w:lineRule="auto"/>
+        <w:ind w:left="-567" w:right="-143" w:firstLine="142"/>
+        <w:jc w:val="both"/>
+        <w:rPr>
+          <w:rFonts w:ascii="Times New Roman" w:eastAsia="Times New Roman" w:hAnsi="Times New Roman" w:cs="Times New Roman"/>
+          <w:sz w:val="28"/>
+          <w:szCs w:val="28"/>
+          <w:lang w:val="en-US" w:eastAsia="ru-RU"/>
+        </w:rPr>
+      </w:pPr>
+      <w:r>
+        <w:rPr>
+          <w:noProof/>
+        </w:rPr>
+        <w:drawing>
+          <wp:inline distT="0" distB="0" distL="0" distR="0" wp14:anchorId="1578A5D1" wp14:editId="6B4D4F68">
+            <wp:extent cx="5940425" cy="3385185"/>
+            <wp:effectExtent l="0" t="0" r="3175" b="5715"/>
+            <wp:docPr id="1459336756" name="Рисунок 1"/>
+            <wp:cNvGraphicFramePr>
+              <a:graphicFrameLocks xmlns:a="http://schemas.openxmlformats.org/drawingml/2006/main" noChangeAspect="1"/>
+            </wp:cNvGraphicFramePr>
+            <a:graphic xmlns:a="http://schemas.openxmlformats.org/drawingml/2006/main">
+              <a:graphicData uri="http://schemas.openxmlformats.org/drawingml/2006/picture">
+                <pic:pic xmlns:pic="http://schemas.openxmlformats.org/drawingml/2006/picture">
+                  <pic:nvPicPr>
+                    <pic:cNvPr id="1459336756" name=""/>
+                    <pic:cNvPicPr/>
+                  </pic:nvPicPr>
+                  <pic:blipFill>
+                    <a:blip r:embed="rId11"/>
+                    <a:stretch>
+                      <a:fillRect/>
+                    </a:stretch>
+                  </pic:blipFill>
+                  <pic:spPr>
+                    <a:xfrm>
+                      <a:off x="0" y="0"/>
+                      <a:ext cx="5940425" cy="3385185"/>
+                    </a:xfrm>
+                    <a:prstGeom prst="rect">
+                      <a:avLst/>
+                    </a:prstGeom>
+                  </pic:spPr>
+                </pic:pic>
+              </a:graphicData>
+            </a:graphic>
+          </wp:inline>
+        </w:drawing>
+      </w:r>
+    </w:p>
+    <w:p>
+      <w:pPr>
+        <w:spacing w:after="0" w:line="360" w:lineRule="auto"/>
+        <w:ind w:left="-567" w:right="-143" w:firstLine="142"/>
+        <w:jc w:val="both"/>
+      </w:pPr>
+    </w:p>
+    <w:p>
+      <w:pPr>
+        <w:spacing w:after="0" w:line="360" w:lineRule="auto"/>
         <w:ind w:left="-567" w:right="854"/>
         <w:jc w:val="both"/>
       </w:pPr>
@@ -2956,7 +2916,6 @@
           <w:sz w:val="28"/>
           <w:szCs w:val="28"/>
         </w:rPr>
-        <w:lastRenderedPageBreak/>
         <w:t>Задание 5: Удаление данных с использованием DELETE</w:t>
       </w:r>
     </w:p>
@@ -2974,6 +2933,7 @@
       <w:r>
         <w:rPr>
           <w:rFonts w:ascii="Times New Roman" w:eastAsia="Times New Roman" w:hAnsi="Times New Roman" w:cs="Times New Roman"/>
+          <w:noProof/>
           <w:sz w:val="28"/>
           <w:szCs w:val="28"/>
           <w:lang w:eastAsia="ru-RU"/>
@@ -3120,7 +3080,7 @@
           <w:rFonts w:ascii="Times New Roman" w:eastAsia="Times New Roman" w:hAnsi="Times New Roman" w:cs="Times New Roman"/>
           <w:sz w:val="28"/>
           <w:szCs w:val="28"/>
-          <w:lang w:val="en-US" w:eastAsia="ru-RU"/>
+          <w:lang w:eastAsia="ru-RU"/>
         </w:rPr>
       </w:pPr>
       <w:r>
@@ -3148,6 +3108,7 @@
         <w:rPr>
           <w:noProof/>
         </w:rPr>
+        <w:lastRenderedPageBreak/>
         <w:drawing>
           <wp:inline distT="0" distB="0" distL="0" distR="0" wp14:anchorId="555BCD86" wp14:editId="033EA588">
             <wp:extent cx="5181600" cy="3064095"/>
@@ -3302,7 +3263,12 @@
           <w:szCs w:val="28"/>
         </w:rPr>
       </w:pPr>
-      <w:r>
+    </w:p>
+    <w:p>
+      <w:pPr>
+        <w:spacing w:after="0" w:line="360" w:lineRule="auto"/>
+        <w:ind w:left="-567" w:right="854"/>
+        <w:jc w:val="both"/>
         <w:rPr>
           <w:rFonts w:ascii="Times New Roman" w:hAnsi="Times New Roman" w:cs="Times New Roman"/>
           <w:b/>
@@ -3310,6 +3276,71 @@
           <w:sz w:val="28"/>
           <w:szCs w:val="28"/>
         </w:rPr>
+      </w:pPr>
+    </w:p>
+    <w:p>
+      <w:pPr>
+        <w:spacing w:after="0" w:line="360" w:lineRule="auto"/>
+        <w:ind w:left="-567" w:right="854"/>
+        <w:jc w:val="both"/>
+        <w:rPr>
+          <w:rFonts w:ascii="Times New Roman" w:hAnsi="Times New Roman" w:cs="Times New Roman"/>
+          <w:b/>
+          <w:bCs/>
+          <w:sz w:val="28"/>
+          <w:szCs w:val="28"/>
+        </w:rPr>
+      </w:pPr>
+    </w:p>
+    <w:p>
+      <w:pPr>
+        <w:spacing w:after="0" w:line="360" w:lineRule="auto"/>
+        <w:ind w:left="-567" w:right="854"/>
+        <w:jc w:val="both"/>
+        <w:rPr>
+          <w:rFonts w:ascii="Times New Roman" w:hAnsi="Times New Roman" w:cs="Times New Roman"/>
+          <w:b/>
+          <w:bCs/>
+          <w:sz w:val="28"/>
+          <w:szCs w:val="28"/>
+        </w:rPr>
+      </w:pPr>
+    </w:p>
+    <w:p>
+      <w:pPr>
+        <w:spacing w:after="0" w:line="360" w:lineRule="auto"/>
+        <w:ind w:left="-567" w:right="854"/>
+        <w:jc w:val="both"/>
+        <w:rPr>
+          <w:rFonts w:ascii="Times New Roman" w:hAnsi="Times New Roman" w:cs="Times New Roman"/>
+          <w:b/>
+          <w:bCs/>
+          <w:sz w:val="28"/>
+          <w:szCs w:val="28"/>
+        </w:rPr>
+      </w:pPr>
+    </w:p>
+    <w:p>
+      <w:pPr>
+        <w:spacing w:after="0" w:line="360" w:lineRule="auto"/>
+        <w:ind w:left="-567" w:right="854"/>
+        <w:jc w:val="both"/>
+        <w:rPr>
+          <w:rFonts w:ascii="Times New Roman" w:hAnsi="Times New Roman" w:cs="Times New Roman"/>
+          <w:b/>
+          <w:bCs/>
+          <w:sz w:val="28"/>
+          <w:szCs w:val="28"/>
+        </w:rPr>
+      </w:pPr>
+      <w:r>
+        <w:rPr>
+          <w:rFonts w:ascii="Times New Roman" w:hAnsi="Times New Roman" w:cs="Times New Roman"/>
+          <w:b/>
+          <w:bCs/>
+          <w:sz w:val="28"/>
+          <w:szCs w:val="28"/>
+        </w:rPr>
         <w:lastRenderedPageBreak/>
         <w:t>Задание 6: Удаление данных с использованием DELETE</w:t>
       </w:r>
@@ -3317,6 +3348,132 @@
     <w:p>
       <w:pPr>
         <w:spacing w:after="0" w:line="360" w:lineRule="auto"/>
+        <w:ind w:left="-567" w:right="854"/>
+        <w:jc w:val="both"/>
+        <w:rPr>
+          <w:rFonts w:ascii="Times New Roman" w:hAnsi="Times New Roman" w:cs="Times New Roman"/>
+          <w:b/>
+          <w:bCs/>
+          <w:sz w:val="28"/>
+          <w:szCs w:val="28"/>
+          <w:lang w:val="en-US"/>
+        </w:rPr>
+      </w:pPr>
+      <w:r>
+        <w:rPr>
+          <w:rFonts w:ascii="Times New Roman" w:eastAsia="Times New Roman" w:hAnsi="Times New Roman" w:cs="Times New Roman"/>
+          <w:sz w:val="28"/>
+          <w:szCs w:val="28"/>
+          <w:lang w:val="en-US" w:eastAsia="ru-RU"/>
+        </w:rPr>
+        <w:t>*</w:t>
+      </w:r>
+      <w:r>
+        <w:rPr>
+          <w:rFonts w:ascii="Times New Roman" w:eastAsia="Times New Roman" w:hAnsi="Times New Roman" w:cs="Times New Roman"/>
+          <w:sz w:val="28"/>
+          <w:szCs w:val="28"/>
+          <w:lang w:eastAsia="ru-RU"/>
+        </w:rPr>
+        <w:t>Для каждого запроса:</w:t>
+      </w:r>
+    </w:p>
+    <w:p>
+      <w:pPr>
+        <w:pStyle w:val="a5"/>
+        <w:numPr>
+          <w:ilvl w:val="0"/>
+          <w:numId w:val="27"/>
+        </w:numPr>
+        <w:spacing w:after="0" w:line="360" w:lineRule="auto"/>
+        <w:ind w:left="-284" w:right="854"/>
+        <w:rPr>
+          <w:rFonts w:ascii="Times New Roman" w:eastAsia="Times New Roman" w:hAnsi="Times New Roman" w:cs="Times New Roman"/>
+          <w:sz w:val="28"/>
+          <w:szCs w:val="28"/>
+          <w:lang w:eastAsia="ru-RU"/>
+        </w:rPr>
+      </w:pPr>
+      <w:r>
+        <w:rPr>
+          <w:rFonts w:ascii="Times New Roman" w:eastAsia="Times New Roman" w:hAnsi="Times New Roman" w:cs="Times New Roman"/>
+          <w:sz w:val="28"/>
+          <w:szCs w:val="28"/>
+          <w:lang w:eastAsia="ru-RU"/>
+        </w:rPr>
+        <w:t>зафиксировать статус-код</w:t>
+      </w:r>
+    </w:p>
+    <w:p>
+      <w:pPr>
+        <w:pStyle w:val="a5"/>
+        <w:numPr>
+          <w:ilvl w:val="0"/>
+          <w:numId w:val="27"/>
+        </w:numPr>
+        <w:spacing w:after="0" w:line="360" w:lineRule="auto"/>
+        <w:ind w:left="-284" w:right="854"/>
+        <w:rPr>
+          <w:rFonts w:ascii="Times New Roman" w:eastAsia="Times New Roman" w:hAnsi="Times New Roman" w:cs="Times New Roman"/>
+          <w:sz w:val="28"/>
+          <w:szCs w:val="28"/>
+          <w:lang w:eastAsia="ru-RU"/>
+        </w:rPr>
+      </w:pPr>
+      <w:r>
+        <w:rPr>
+          <w:rFonts w:ascii="Times New Roman" w:eastAsia="Times New Roman" w:hAnsi="Times New Roman" w:cs="Times New Roman"/>
+          <w:sz w:val="28"/>
+          <w:szCs w:val="28"/>
+          <w:lang w:eastAsia="ru-RU"/>
+        </w:rPr>
+        <w:t>описать реакцию сервера</w:t>
+      </w:r>
+    </w:p>
+    <w:p>
+      <w:pPr>
+        <w:pStyle w:val="a5"/>
+        <w:numPr>
+          <w:ilvl w:val="0"/>
+          <w:numId w:val="27"/>
+        </w:numPr>
+        <w:spacing w:after="0" w:line="360" w:lineRule="auto"/>
+        <w:ind w:left="-284" w:right="854"/>
+        <w:rPr>
+          <w:rFonts w:ascii="Times New Roman" w:eastAsia="Times New Roman" w:hAnsi="Times New Roman" w:cs="Times New Roman"/>
+          <w:sz w:val="28"/>
+          <w:szCs w:val="28"/>
+          <w:lang w:eastAsia="ru-RU"/>
+        </w:rPr>
+      </w:pPr>
+      <w:r>
+        <w:rPr>
+          <w:rFonts w:ascii="Times New Roman" w:eastAsia="Times New Roman" w:hAnsi="Times New Roman" w:cs="Times New Roman"/>
+          <w:sz w:val="28"/>
+          <w:szCs w:val="28"/>
+          <w:lang w:eastAsia="ru-RU"/>
+        </w:rPr>
+        <w:t>сделать вывод</w:t>
+      </w:r>
+    </w:p>
+    <w:p>
+      <w:pPr>
+        <w:spacing w:after="0" w:line="360" w:lineRule="auto"/>
+        <w:ind w:left="-567" w:right="854"/>
+        <w:jc w:val="both"/>
+        <w:rPr>
+          <w:rFonts w:ascii="Times New Roman" w:hAnsi="Times New Roman" w:cs="Times New Roman"/>
+          <w:b/>
+          <w:bCs/>
+          <w:sz w:val="28"/>
+          <w:szCs w:val="28"/>
+          <w:lang w:val="en-US"/>
+        </w:rPr>
+      </w:pPr>
+    </w:p>
+    <w:p>
+      <w:pPr>
+        <w:spacing w:after="0" w:line="360" w:lineRule="auto"/>
         <w:ind w:left="-567" w:right="854" w:firstLine="142"/>
         <w:rPr>
           <w:rFonts w:ascii="Times New Roman" w:eastAsia="Times New Roman" w:hAnsi="Times New Roman" w:cs="Times New Roman"/>
@@ -3332,7 +3489,61 @@
           <w:szCs w:val="28"/>
           <w:lang w:eastAsia="ru-RU"/>
         </w:rPr>
-        <w:t>Выполнить следующие запросы:</w:t>
+        <w:t>Выполн</w:t>
+      </w:r>
+      <w:r>
+        <w:rPr>
+          <w:rFonts w:ascii="Times New Roman" w:eastAsia="Times New Roman" w:hAnsi="Times New Roman" w:cs="Times New Roman"/>
+          <w:sz w:val="28"/>
+          <w:szCs w:val="28"/>
+          <w:lang w:eastAsia="ru-RU"/>
+        </w:rPr>
+        <w:t xml:space="preserve">ение </w:t>
+      </w:r>
+      <w:r>
+        <w:rPr>
+          <w:rFonts w:ascii="Times New Roman" w:eastAsia="Times New Roman" w:hAnsi="Times New Roman" w:cs="Times New Roman"/>
+          <w:sz w:val="28"/>
+          <w:szCs w:val="28"/>
+          <w:lang w:eastAsia="ru-RU"/>
+        </w:rPr>
+        <w:t>следующи</w:t>
+      </w:r>
+      <w:r>
+        <w:rPr>
+          <w:rFonts w:ascii="Times New Roman" w:eastAsia="Times New Roman" w:hAnsi="Times New Roman" w:cs="Times New Roman"/>
+          <w:sz w:val="28"/>
+          <w:szCs w:val="28"/>
+          <w:lang w:eastAsia="ru-RU"/>
+        </w:rPr>
+        <w:t>х</w:t>
+      </w:r>
+      <w:r>
+        <w:rPr>
+          <w:rFonts w:ascii="Times New Roman" w:eastAsia="Times New Roman" w:hAnsi="Times New Roman" w:cs="Times New Roman"/>
+          <w:sz w:val="28"/>
+          <w:szCs w:val="28"/>
+          <w:lang w:eastAsia="ru-RU"/>
+        </w:rPr>
+        <w:t xml:space="preserve"> запрос</w:t>
+      </w:r>
+      <w:r>
+        <w:rPr>
+          <w:rFonts w:ascii="Times New Roman" w:eastAsia="Times New Roman" w:hAnsi="Times New Roman" w:cs="Times New Roman"/>
+          <w:sz w:val="28"/>
+          <w:szCs w:val="28"/>
+          <w:lang w:eastAsia="ru-RU"/>
+        </w:rPr>
+        <w:t>ов</w:t>
+      </w:r>
+      <w:r>
+        <w:rPr>
+          <w:rFonts w:ascii="Times New Roman" w:eastAsia="Times New Roman" w:hAnsi="Times New Roman" w:cs="Times New Roman"/>
+          <w:sz w:val="28"/>
+          <w:szCs w:val="28"/>
+          <w:lang w:eastAsia="ru-RU"/>
+        </w:rPr>
+        <w:t>:</w:t>
       </w:r>
     </w:p>
     <w:p>
@@ -3364,10 +3575,6 @@
     <w:p>
       <w:pPr>
         <w:pStyle w:val="a5"/>
-        <w:numPr>
-          <w:ilvl w:val="0"/>
-          <w:numId w:val="26"/>
-        </w:numPr>
         <w:spacing w:after="0" w:line="360" w:lineRule="auto"/>
         <w:ind w:left="0" w:right="854"/>
         <w:rPr>
@@ -3379,12 +3586,43 @@
       </w:pPr>
       <w:r>
         <w:rPr>
-          <w:rFonts w:ascii="Times New Roman" w:eastAsia="Times New Roman" w:hAnsi="Times New Roman" w:cs="Times New Roman"/>
-          <w:sz w:val="28"/>
-          <w:szCs w:val="28"/>
-          <w:lang w:eastAsia="ru-RU"/>
-        </w:rPr>
-        <w:t>POST с пустым JSON {}</w:t>
+          <w:noProof/>
+        </w:rPr>
+        <w:drawing>
+          <wp:inline distT="0" distB="0" distL="0" distR="0" wp14:anchorId="68769F6F" wp14:editId="6EB03D1A">
+            <wp:extent cx="5940425" cy="2649220"/>
+            <wp:effectExtent l="0" t="0" r="3175" b="0"/>
+            <wp:docPr id="225834497" name="Рисунок 1"/>
+            <wp:cNvGraphicFramePr>
+              <a:graphicFrameLocks xmlns:a="http://schemas.openxmlformats.org/drawingml/2006/main" noChangeAspect="1"/>
+            </wp:cNvGraphicFramePr>
+            <a:graphic xmlns:a="http://schemas.openxmlformats.org/drawingml/2006/main">
+              <a:graphicData uri="http://schemas.openxmlformats.org/drawingml/2006/picture">
+                <pic:pic xmlns:pic="http://schemas.openxmlformats.org/drawingml/2006/picture">
+                  <pic:nvPicPr>
+                    <pic:cNvPr id="225834497" name=""/>
+                    <pic:cNvPicPr/>
+                  </pic:nvPicPr>
+                  <pic:blipFill>
+                    <a:blip r:embed="rId15"/>
+                    <a:stretch>
+                      <a:fillRect/>
+                    </a:stretch>
+                  </pic:blipFill>
+                  <pic:spPr>
+                    <a:xfrm>
+                      <a:off x="0" y="0"/>
+                      <a:ext cx="5940425" cy="2649220"/>
+                    </a:xfrm>
+                    <a:prstGeom prst="rect">
+                      <a:avLst/>
+                    </a:prstGeom>
+                  </pic:spPr>
+                </pic:pic>
+              </a:graphicData>
+            </a:graphic>
+          </wp:inline>
+        </w:drawing>
       </w:r>
     </w:p>
     <w:p>
@@ -3410,7 +3648,79 @@
           <w:szCs w:val="28"/>
           <w:lang w:eastAsia="ru-RU"/>
         </w:rPr>
-        <w:t>PUT к несуществующему ресурсу</w:t>
+        <w:t>POST с пустым JSON {}</w:t>
+      </w:r>
+    </w:p>
+    <w:p>
+      <w:pPr>
+        <w:pStyle w:val="a5"/>
+        <w:spacing w:after="0" w:line="360" w:lineRule="auto"/>
+        <w:ind w:left="0" w:right="854"/>
+        <w:rPr>
+          <w:rFonts w:ascii="Times New Roman" w:eastAsia="Times New Roman" w:hAnsi="Times New Roman" w:cs="Times New Roman"/>
+          <w:sz w:val="28"/>
+          <w:szCs w:val="28"/>
+          <w:lang w:eastAsia="ru-RU"/>
+        </w:rPr>
+      </w:pPr>
+      <w:r>
+        <w:rPr>
+          <w:noProof/>
+        </w:rPr>
+        <w:drawing>
+          <wp:inline distT="0" distB="0" distL="0" distR="0" wp14:anchorId="402E2E40" wp14:editId="52A4A8C9">
+            <wp:extent cx="5940425" cy="2300605"/>
+            <wp:effectExtent l="0" t="0" r="3175" b="4445"/>
+            <wp:docPr id="1436378717" name="Рисунок 1"/>
+            <wp:cNvGraphicFramePr>
+              <a:graphicFrameLocks xmlns:a="http://schemas.openxmlformats.org/drawingml/2006/main" noChangeAspect="1"/>
+            </wp:cNvGraphicFramePr>
+            <a:graphic xmlns:a="http://schemas.openxmlformats.org/drawingml/2006/main">
+              <a:graphicData uri="http://schemas.openxmlformats.org/drawingml/2006/picture">
+                <pic:pic xmlns:pic="http://schemas.openxmlformats.org/drawingml/2006/picture">
+                  <pic:nvPicPr>
+                    <pic:cNvPr id="1436378717" name=""/>
+                    <pic:cNvPicPr/>
+                  </pic:nvPicPr>
+                  <pic:blipFill>
+                    <a:blip r:embed="rId16"/>
+                    <a:stretch>
+                      <a:fillRect/>
+                    </a:stretch>
+                  </pic:blipFill>
+                  <pic:spPr>
+                    <a:xfrm>
+                      <a:off x="0" y="0"/>
+                      <a:ext cx="5940425" cy="2300605"/>
+                    </a:xfrm>
+                    <a:prstGeom prst="rect">
+                      <a:avLst/>
+                    </a:prstGeom>
+                  </pic:spPr>
+                </pic:pic>
+              </a:graphicData>
+            </a:graphic>
+          </wp:inline>
+        </w:drawing>
+      </w:r>
+    </w:p>
+    <w:p>
+      <w:pPr>
+        <w:rPr>
+          <w:rFonts w:ascii="Times New Roman" w:eastAsia="Times New Roman" w:hAnsi="Times New Roman" w:cs="Times New Roman"/>
+          <w:sz w:val="28"/>
+          <w:szCs w:val="28"/>
+          <w:lang w:eastAsia="ru-RU"/>
+        </w:rPr>
+      </w:pPr>
+      <w:r>
+        <w:rPr>
+          <w:rFonts w:ascii="Times New Roman" w:eastAsia="Times New Roman" w:hAnsi="Times New Roman" w:cs="Times New Roman"/>
+          <w:sz w:val="28"/>
+          <w:szCs w:val="28"/>
+          <w:lang w:eastAsia="ru-RU"/>
+        </w:rPr>
+        <w:br w:type="page"/>
       </w:r>
     </w:p>
     <w:p>
@@ -3436,25 +3746,61 @@
           <w:szCs w:val="28"/>
           <w:lang w:eastAsia="ru-RU"/>
         </w:rPr>
-        <w:t xml:space="preserve">DELETE с неверным </w:t>
-      </w:r>
-      <w:r>
-        <w:rPr>
-          <w:rFonts w:ascii="Times New Roman" w:eastAsia="Times New Roman" w:hAnsi="Times New Roman" w:cs="Times New Roman"/>
-          <w:sz w:val="28"/>
-          <w:szCs w:val="28"/>
-          <w:lang w:eastAsia="ru-RU"/>
-        </w:rPr>
-        <w:t>идентификатором.</w:t>
-      </w:r>
-      <w:r>
-        <w:rPr>
-          <w:rFonts w:ascii="Times New Roman" w:eastAsia="Times New Roman" w:hAnsi="Times New Roman" w:cs="Times New Roman"/>
-          <w:sz w:val="28"/>
-          <w:szCs w:val="28"/>
-          <w:lang w:eastAsia="ru-RU"/>
-        </w:rPr>
-        <w:t xml:space="preserve"> Для каждого запроса:</w:t>
+        <w:lastRenderedPageBreak/>
+        <w:t>PUT к несуществующему ресурсу</w:t>
+      </w:r>
+    </w:p>
+    <w:p>
+      <w:pPr>
+        <w:pStyle w:val="a5"/>
+        <w:spacing w:after="0" w:line="360" w:lineRule="auto"/>
+        <w:ind w:left="0" w:right="854"/>
+        <w:rPr>
+          <w:rFonts w:ascii="Times New Roman" w:eastAsia="Times New Roman" w:hAnsi="Times New Roman" w:cs="Times New Roman"/>
+          <w:sz w:val="28"/>
+          <w:szCs w:val="28"/>
+          <w:lang w:eastAsia="ru-RU"/>
+        </w:rPr>
+      </w:pPr>
+      <w:r>
+        <w:rPr>
+          <w:noProof/>
+        </w:rPr>
+        <w:drawing>
+          <wp:inline distT="0" distB="0" distL="0" distR="0" wp14:anchorId="286E5A92" wp14:editId="3183797F">
+            <wp:extent cx="5940425" cy="4366260"/>
+            <wp:effectExtent l="0" t="0" r="3175" b="0"/>
+            <wp:docPr id="27368438" name="Рисунок 1"/>
+            <wp:cNvGraphicFramePr>
+              <a:graphicFrameLocks xmlns:a="http://schemas.openxmlformats.org/drawingml/2006/main" noChangeAspect="1"/>
+            </wp:cNvGraphicFramePr>
+            <a:graphic xmlns:a="http://schemas.openxmlformats.org/drawingml/2006/main">
+              <a:graphicData uri="http://schemas.openxmlformats.org/drawingml/2006/picture">
+                <pic:pic xmlns:pic="http://schemas.openxmlformats.org/drawingml/2006/picture">
+                  <pic:nvPicPr>
+                    <pic:cNvPr id="27368438" name=""/>
+                    <pic:cNvPicPr/>
+                  </pic:nvPicPr>
+                  <pic:blipFill>
+                    <a:blip r:embed="rId17"/>
+                    <a:stretch>
+                      <a:fillRect/>
+                    </a:stretch>
+                  </pic:blipFill>
+                  <pic:spPr>
+                    <a:xfrm>
+                      <a:off x="0" y="0"/>
+                      <a:ext cx="5940425" cy="4366260"/>
+                    </a:xfrm>
+                    <a:prstGeom prst="rect">
+                      <a:avLst/>
+                    </a:prstGeom>
+                  </pic:spPr>
+                </pic:pic>
+              </a:graphicData>
+            </a:graphic>
+          </wp:inline>
+        </w:drawing>
       </w:r>
     </w:p>
     <w:p>
@@ -3462,82 +3808,103 @@
         <w:pStyle w:val="a5"/>
         <w:numPr>
           <w:ilvl w:val="0"/>
-          <w:numId w:val="27"/>
+          <w:numId w:val="26"/>
         </w:numPr>
         <w:spacing w:after="0" w:line="360" w:lineRule="auto"/>
-        <w:ind w:left="284" w:right="854"/>
-        <w:rPr>
-          <w:rFonts w:ascii="Times New Roman" w:eastAsia="Times New Roman" w:hAnsi="Times New Roman" w:cs="Times New Roman"/>
-          <w:sz w:val="28"/>
-          <w:szCs w:val="28"/>
-          <w:lang w:eastAsia="ru-RU"/>
-        </w:rPr>
-      </w:pPr>
-      <w:r>
-        <w:rPr>
-          <w:rFonts w:ascii="Times New Roman" w:eastAsia="Times New Roman" w:hAnsi="Times New Roman" w:cs="Times New Roman"/>
-          <w:sz w:val="28"/>
-          <w:szCs w:val="28"/>
-          <w:lang w:eastAsia="ru-RU"/>
-        </w:rPr>
-        <w:t>зафиксировать статус-код</w:t>
+        <w:ind w:left="0" w:right="854"/>
+        <w:rPr>
+          <w:rFonts w:ascii="Times New Roman" w:eastAsia="Times New Roman" w:hAnsi="Times New Roman" w:cs="Times New Roman"/>
+          <w:sz w:val="28"/>
+          <w:szCs w:val="28"/>
+          <w:lang w:eastAsia="ru-RU"/>
+        </w:rPr>
+      </w:pPr>
+      <w:r>
+        <w:rPr>
+          <w:rFonts w:ascii="Times New Roman" w:eastAsia="Times New Roman" w:hAnsi="Times New Roman" w:cs="Times New Roman"/>
+          <w:sz w:val="28"/>
+          <w:szCs w:val="28"/>
+          <w:lang w:eastAsia="ru-RU"/>
+        </w:rPr>
+        <w:t xml:space="preserve">DELETE с неверным </w:t>
+      </w:r>
+      <w:r>
+        <w:rPr>
+          <w:rFonts w:ascii="Times New Roman" w:eastAsia="Times New Roman" w:hAnsi="Times New Roman" w:cs="Times New Roman"/>
+          <w:sz w:val="28"/>
+          <w:szCs w:val="28"/>
+          <w:lang w:eastAsia="ru-RU"/>
+        </w:rPr>
+        <w:t>идентификатором.</w:t>
+      </w:r>
+      <w:r>
+        <w:rPr>
+          <w:rFonts w:ascii="Times New Roman" w:eastAsia="Times New Roman" w:hAnsi="Times New Roman" w:cs="Times New Roman"/>
+          <w:sz w:val="28"/>
+          <w:szCs w:val="28"/>
+          <w:lang w:eastAsia="ru-RU"/>
+        </w:rPr>
+        <w:t xml:space="preserve"> </w:t>
       </w:r>
     </w:p>
     <w:p>
       <w:pPr>
         <w:pStyle w:val="a5"/>
-        <w:numPr>
-          <w:ilvl w:val="0"/>
-          <w:numId w:val="27"/>
-        </w:numPr>
         <w:spacing w:after="0" w:line="360" w:lineRule="auto"/>
-        <w:ind w:left="284" w:right="854"/>
-        <w:rPr>
-          <w:rFonts w:ascii="Times New Roman" w:eastAsia="Times New Roman" w:hAnsi="Times New Roman" w:cs="Times New Roman"/>
-          <w:sz w:val="28"/>
-          <w:szCs w:val="28"/>
-          <w:lang w:eastAsia="ru-RU"/>
-        </w:rPr>
-      </w:pPr>
-      <w:r>
-        <w:rPr>
-          <w:rFonts w:ascii="Times New Roman" w:eastAsia="Times New Roman" w:hAnsi="Times New Roman" w:cs="Times New Roman"/>
-          <w:sz w:val="28"/>
-          <w:szCs w:val="28"/>
-          <w:lang w:eastAsia="ru-RU"/>
-        </w:rPr>
-        <w:t>описать реакцию сервера</w:t>
-      </w:r>
-    </w:p>
-    <w:p>
-      <w:pPr>
-        <w:pStyle w:val="a5"/>
-        <w:numPr>
-          <w:ilvl w:val="0"/>
-          <w:numId w:val="27"/>
-        </w:numPr>
+        <w:ind w:left="0" w:right="854"/>
+        <w:rPr>
+          <w:rFonts w:ascii="Times New Roman" w:eastAsia="Times New Roman" w:hAnsi="Times New Roman" w:cs="Times New Roman"/>
+          <w:sz w:val="28"/>
+          <w:szCs w:val="28"/>
+          <w:lang w:eastAsia="ru-RU"/>
+        </w:rPr>
+      </w:pPr>
+      <w:r>
+        <w:rPr>
+          <w:noProof/>
+        </w:rPr>
+        <w:drawing>
+          <wp:inline distT="0" distB="0" distL="0" distR="0" wp14:anchorId="25161C28" wp14:editId="3A5EDFF2">
+            <wp:extent cx="5940425" cy="2581910"/>
+            <wp:effectExtent l="0" t="0" r="3175" b="8890"/>
+            <wp:docPr id="1061558320" name="Рисунок 1"/>
+            <wp:cNvGraphicFramePr>
+              <a:graphicFrameLocks xmlns:a="http://schemas.openxmlformats.org/drawingml/2006/main" noChangeAspect="1"/>
+            </wp:cNvGraphicFramePr>
+            <a:graphic xmlns:a="http://schemas.openxmlformats.org/drawingml/2006/main">
+              <a:graphicData uri="http://schemas.openxmlformats.org/drawingml/2006/picture">
+                <pic:pic xmlns:pic="http://schemas.openxmlformats.org/drawingml/2006/picture">
+                  <pic:nvPicPr>
+                    <pic:cNvPr id="1061558320" name=""/>
+                    <pic:cNvPicPr/>
+                  </pic:nvPicPr>
+                  <pic:blipFill>
+                    <a:blip r:embed="rId18"/>
+                    <a:stretch>
+                      <a:fillRect/>
+                    </a:stretch>
+                  </pic:blipFill>
+                  <pic:spPr>
+                    <a:xfrm>
+                      <a:off x="0" y="0"/>
+                      <a:ext cx="5940425" cy="2581910"/>
+                    </a:xfrm>
+                    <a:prstGeom prst="rect">
+                      <a:avLst/>
+                    </a:prstGeom>
+                  </pic:spPr>
+                </pic:pic>
+              </a:graphicData>
+            </a:graphic>
+          </wp:inline>
+        </w:drawing>
+      </w:r>
+    </w:p>
+    <w:p>
+      <w:pPr>
         <w:spacing w:after="0" w:line="360" w:lineRule="auto"/>
-        <w:ind w:left="284" w:right="854"/>
-        <w:rPr>
-          <w:rFonts w:ascii="Times New Roman" w:eastAsia="Times New Roman" w:hAnsi="Times New Roman" w:cs="Times New Roman"/>
-          <w:sz w:val="28"/>
-          <w:szCs w:val="28"/>
-          <w:lang w:eastAsia="ru-RU"/>
-        </w:rPr>
-      </w:pPr>
-      <w:r>
-        <w:rPr>
-          <w:rFonts w:ascii="Times New Roman" w:eastAsia="Times New Roman" w:hAnsi="Times New Roman" w:cs="Times New Roman"/>
-          <w:sz w:val="28"/>
-          <w:szCs w:val="28"/>
-          <w:lang w:eastAsia="ru-RU"/>
-        </w:rPr>
-        <w:t>сделать вывод</w:t>
-      </w:r>
-    </w:p>
-    <w:p>
-      <w:pPr>
-        <w:ind w:left="-567"/>
+        <w:ind w:left="-567" w:right="854"/>
+        <w:jc w:val="center"/>
         <w:rPr>
           <w:rFonts w:ascii="Times New Roman" w:hAnsi="Times New Roman" w:cs="Times New Roman"/>
           <w:b/>
@@ -3546,23 +3913,7 @@
           <w:szCs w:val="32"/>
         </w:rPr>
       </w:pPr>
-    </w:p>
-    <w:p>
-      <w:pPr>
-        <w:ind w:left="-567"/>
-        <w:rPr>
-          <w:rFonts w:ascii="Times New Roman" w:hAnsi="Times New Roman" w:cs="Times New Roman"/>
-          <w:i/>
-          <w:iCs/>
-          <w:sz w:val="32"/>
-          <w:szCs w:val="32"/>
-          <w:lang w:val="en-US"/>
-        </w:rPr>
-      </w:pPr>
-    </w:p>
-    <w:p>
-      <w:pPr>
-        <w:ind w:left="-567"/>
+      <w:r>
         <w:rPr>
           <w:rFonts w:ascii="Times New Roman" w:hAnsi="Times New Roman" w:cs="Times New Roman"/>
           <w:b/>
@@ -3570,29 +3921,6 @@
           <w:sz w:val="32"/>
           <w:szCs w:val="32"/>
         </w:rPr>
-      </w:pPr>
-    </w:p>
-    <w:p>
-      <w:pPr>
-        <w:spacing w:after="0" w:line="360" w:lineRule="auto"/>
-        <w:ind w:left="-567" w:right="854"/>
-        <w:jc w:val="center"/>
-        <w:rPr>
-          <w:rFonts w:ascii="Times New Roman" w:hAnsi="Times New Roman" w:cs="Times New Roman"/>
-          <w:b/>
-          <w:bCs/>
-          <w:sz w:val="32"/>
-          <w:szCs w:val="32"/>
-        </w:rPr>
-      </w:pPr>
-      <w:r>
-        <w:rPr>
-          <w:rFonts w:ascii="Times New Roman" w:hAnsi="Times New Roman" w:cs="Times New Roman"/>
-          <w:b/>
-          <w:bCs/>
-          <w:sz w:val="32"/>
-          <w:szCs w:val="32"/>
-        </w:rPr>
         <w:t>Заключение</w:t>
       </w:r>
     </w:p>
@@ -3682,19 +4010,6 @@
         </w:rPr>
         <w:t>.</w:t>
       </w:r>
-    </w:p>
-    <w:p>
-      <w:pPr>
-        <w:spacing w:line="360" w:lineRule="auto"/>
-        <w:ind w:left="-567"/>
-        <w:jc w:val="both"/>
-        <w:rPr>
-          <w:rFonts w:ascii="Times New Roman" w:eastAsia="Times New Roman" w:hAnsi="Times New Roman" w:cs="Times New Roman"/>
-          <w:sz w:val="28"/>
-          <w:szCs w:val="28"/>
-          <w:lang w:eastAsia="ru-RU"/>
-        </w:rPr>
-      </w:pPr>
     </w:p>
     <w:sectPr>
       <w:pgSz w:w="11906" w:h="16838"/>

--- a/2 сем/Лабораторная №3 Карпеко Никита/Отчет_по_лабораторной_работе_3_Карпеко_Никита.docx
+++ b/2 сем/Лабораторная №3 Карпеко Никита/Отчет_по_лабораторной_работе_3_Карпеко_Никита.docx
@@ -5,7 +5,7 @@
     <w:p>
       <w:pPr>
         <w:spacing w:after="0"/>
-        <w:ind w:left="-567" w:right="854"/>
+        <w:ind w:left="-567" w:right="-1"/>
         <w:jc w:val="center"/>
         <w:rPr>
           <w:rFonts w:ascii="Times New Roman" w:hAnsi="Times New Roman" w:cs="Times New Roman"/>
@@ -27,7 +27,7 @@
     <w:p>
       <w:pPr>
         <w:spacing w:after="0"/>
-        <w:ind w:left="-567" w:right="854"/>
+        <w:ind w:left="-567" w:right="-1"/>
         <w:jc w:val="center"/>
         <w:rPr>
           <w:rFonts w:ascii="Times New Roman" w:hAnsi="Times New Roman" w:cs="Times New Roman"/>
@@ -49,7 +49,7 @@
     <w:p>
       <w:pPr>
         <w:spacing w:after="0"/>
-        <w:ind w:left="-567" w:right="854"/>
+        <w:ind w:left="-567" w:right="-1"/>
         <w:jc w:val="center"/>
         <w:rPr>
           <w:rFonts w:ascii="Times New Roman" w:hAnsi="Times New Roman" w:cs="Times New Roman"/>
@@ -71,7 +71,7 @@
     <w:p>
       <w:pPr>
         <w:spacing w:after="0"/>
-        <w:ind w:left="-567" w:right="854"/>
+        <w:ind w:left="-567" w:right="-1"/>
         <w:jc w:val="center"/>
         <w:rPr>
           <w:rFonts w:ascii="Times New Roman" w:hAnsi="Times New Roman" w:cs="Times New Roman"/>
@@ -93,7 +93,7 @@
     <w:p>
       <w:pPr>
         <w:spacing w:after="0" w:line="360" w:lineRule="auto"/>
-        <w:ind w:left="-567" w:right="854"/>
+        <w:ind w:left="-567" w:right="-1"/>
         <w:jc w:val="center"/>
         <w:rPr>
           <w:rFonts w:ascii="Times New Roman" w:hAnsi="Times New Roman" w:cs="Times New Roman"/>
@@ -121,7 +121,7 @@
     <w:p>
       <w:pPr>
         <w:spacing w:after="0" w:line="360" w:lineRule="auto"/>
-        <w:ind w:left="-567" w:right="854"/>
+        <w:ind w:left="-567" w:right="-1"/>
         <w:rPr>
           <w:rFonts w:ascii="Times New Roman" w:hAnsi="Times New Roman" w:cs="Times New Roman"/>
           <w:sz w:val="32"/>
@@ -132,7 +132,7 @@
     <w:p>
       <w:pPr>
         <w:spacing w:after="0" w:line="360" w:lineRule="auto"/>
-        <w:ind w:left="-567" w:right="854"/>
+        <w:ind w:left="-567" w:right="-1"/>
         <w:jc w:val="center"/>
         <w:rPr>
           <w:rFonts w:ascii="Times New Roman" w:hAnsi="Times New Roman" w:cs="Times New Roman"/>
@@ -144,7 +144,7 @@
     <w:p>
       <w:pPr>
         <w:spacing w:after="0" w:line="360" w:lineRule="auto"/>
-        <w:ind w:left="-567" w:right="854"/>
+        <w:ind w:left="-567" w:right="-1"/>
         <w:jc w:val="center"/>
         <w:rPr>
           <w:rFonts w:ascii="Times New Roman" w:hAnsi="Times New Roman" w:cs="Times New Roman"/>
@@ -156,7 +156,7 @@
     <w:p>
       <w:pPr>
         <w:spacing w:after="0" w:line="360" w:lineRule="auto"/>
-        <w:ind w:left="-567" w:right="854"/>
+        <w:ind w:left="-567" w:right="-1"/>
         <w:jc w:val="center"/>
         <w:rPr>
           <w:rFonts w:ascii="Times New Roman" w:hAnsi="Times New Roman" w:cs="Times New Roman"/>
@@ -184,7 +184,7 @@
     <w:p>
       <w:pPr>
         <w:spacing w:after="0" w:line="360" w:lineRule="auto"/>
-        <w:ind w:left="-567" w:right="854"/>
+        <w:ind w:left="-567" w:right="-1"/>
         <w:jc w:val="center"/>
         <w:rPr>
           <w:rFonts w:ascii="Times New Roman" w:hAnsi="Times New Roman" w:cs="Times New Roman"/>
@@ -243,7 +243,7 @@
     <w:p>
       <w:pPr>
         <w:spacing w:after="0" w:line="360" w:lineRule="auto"/>
-        <w:ind w:left="-567" w:right="854"/>
+        <w:ind w:left="-567" w:right="-1"/>
         <w:jc w:val="center"/>
         <w:rPr>
           <w:rFonts w:ascii="Times New Roman" w:hAnsi="Times New Roman" w:cs="Times New Roman"/>
@@ -290,7 +290,7 @@
     <w:p>
       <w:pPr>
         <w:spacing w:after="0" w:line="360" w:lineRule="auto"/>
-        <w:ind w:left="-567" w:right="854"/>
+        <w:ind w:left="-567" w:right="-1"/>
         <w:jc w:val="center"/>
         <w:rPr>
           <w:rFonts w:ascii="Times New Roman" w:hAnsi="Times New Roman" w:cs="Times New Roman"/>
@@ -302,7 +302,7 @@
     <w:p>
       <w:pPr>
         <w:spacing w:after="0" w:line="360" w:lineRule="auto"/>
-        <w:ind w:left="-567" w:right="854"/>
+        <w:ind w:left="-567" w:right="-1"/>
         <w:jc w:val="center"/>
         <w:rPr>
           <w:rFonts w:ascii="Times New Roman" w:hAnsi="Times New Roman" w:cs="Times New Roman"/>
@@ -314,7 +314,7 @@
     <w:p>
       <w:pPr>
         <w:spacing w:after="0" w:line="360" w:lineRule="auto"/>
-        <w:ind w:left="-567" w:right="854"/>
+        <w:ind w:left="-567" w:right="-1"/>
         <w:rPr>
           <w:rFonts w:ascii="Times New Roman" w:hAnsi="Times New Roman" w:cs="Times New Roman"/>
           <w:sz w:val="32"/>
@@ -325,7 +325,7 @@
     <w:p>
       <w:pPr>
         <w:spacing w:after="0" w:line="360" w:lineRule="auto"/>
-        <w:ind w:left="-567" w:right="854"/>
+        <w:ind w:left="-567" w:right="-1"/>
         <w:jc w:val="center"/>
         <w:rPr>
           <w:rFonts w:ascii="Times New Roman" w:hAnsi="Times New Roman" w:cs="Times New Roman"/>
@@ -337,7 +337,7 @@
     <w:p>
       <w:pPr>
         <w:spacing w:after="0" w:line="360" w:lineRule="auto"/>
-        <w:ind w:left="-567" w:right="854"/>
+        <w:ind w:left="-567" w:right="-1"/>
         <w:jc w:val="center"/>
         <w:rPr>
           <w:rFonts w:ascii="Times New Roman" w:hAnsi="Times New Roman" w:cs="Times New Roman"/>
@@ -349,7 +349,7 @@
     <w:p>
       <w:pPr>
         <w:spacing w:after="0" w:line="360" w:lineRule="auto"/>
-        <w:ind w:left="-567" w:right="854"/>
+        <w:ind w:left="-567" w:right="-1"/>
         <w:jc w:val="right"/>
         <w:rPr>
           <w:rFonts w:ascii="Times New Roman" w:hAnsi="Times New Roman" w:cs="Times New Roman"/>
@@ -369,7 +369,7 @@
     <w:p>
       <w:pPr>
         <w:spacing w:after="0" w:line="360" w:lineRule="auto"/>
-        <w:ind w:left="-567" w:right="854"/>
+        <w:ind w:left="-567" w:right="-1"/>
         <w:jc w:val="right"/>
         <w:rPr>
           <w:rFonts w:ascii="Times New Roman" w:hAnsi="Times New Roman" w:cs="Times New Roman"/>
@@ -389,7 +389,7 @@
     <w:p>
       <w:pPr>
         <w:spacing w:after="0" w:line="360" w:lineRule="auto"/>
-        <w:ind w:left="-567" w:right="854"/>
+        <w:ind w:left="-567" w:right="-1"/>
         <w:jc w:val="right"/>
         <w:rPr>
           <w:rFonts w:ascii="Times New Roman" w:hAnsi="Times New Roman" w:cs="Times New Roman"/>
@@ -409,7 +409,7 @@
     <w:p>
       <w:pPr>
         <w:spacing w:line="360" w:lineRule="auto"/>
-        <w:ind w:left="-567" w:right="854"/>
+        <w:ind w:left="-567" w:right="-1"/>
         <w:jc w:val="right"/>
         <w:rPr>
           <w:rFonts w:ascii="Times New Roman" w:hAnsi="Times New Roman" w:cs="Times New Roman"/>
@@ -447,7 +447,7 @@
     <w:p>
       <w:pPr>
         <w:spacing w:after="0" w:line="360" w:lineRule="auto"/>
-        <w:ind w:left="-567" w:right="854"/>
+        <w:ind w:left="-567" w:right="-1"/>
         <w:jc w:val="both"/>
         <w:rPr>
           <w:rFonts w:ascii="Times New Roman" w:hAnsi="Times New Roman" w:cs="Times New Roman"/>
@@ -459,7 +459,7 @@
     <w:p>
       <w:pPr>
         <w:spacing w:after="0" w:line="360" w:lineRule="auto"/>
-        <w:ind w:left="-567" w:right="854"/>
+        <w:ind w:left="-567" w:right="-1"/>
         <w:jc w:val="both"/>
         <w:rPr>
           <w:rFonts w:ascii="Times New Roman" w:hAnsi="Times New Roman" w:cs="Times New Roman"/>
@@ -471,7 +471,7 @@
     <w:p>
       <w:pPr>
         <w:spacing w:after="0" w:line="360" w:lineRule="auto"/>
-        <w:ind w:left="-567" w:right="854"/>
+        <w:ind w:left="-567" w:right="-1"/>
         <w:jc w:val="both"/>
         <w:rPr>
           <w:rFonts w:ascii="Times New Roman" w:hAnsi="Times New Roman" w:cs="Times New Roman"/>
@@ -483,7 +483,7 @@
     <w:p>
       <w:pPr>
         <w:spacing w:after="0" w:line="360" w:lineRule="auto"/>
-        <w:ind w:left="-567" w:right="854"/>
+        <w:ind w:left="-567" w:right="-1"/>
         <w:jc w:val="center"/>
         <w:rPr>
           <w:rFonts w:ascii="Times New Roman" w:hAnsi="Times New Roman" w:cs="Times New Roman"/>
@@ -527,7 +527,7 @@
     <w:p>
       <w:pPr>
         <w:spacing w:after="0" w:line="360" w:lineRule="auto"/>
-        <w:ind w:left="-567" w:right="854"/>
+        <w:ind w:left="-567" w:right="-1"/>
         <w:jc w:val="center"/>
         <w:rPr>
           <w:rFonts w:ascii="Times New Roman" w:eastAsia="Times New Roman" w:hAnsi="Times New Roman" w:cs="Times New Roman"/>
@@ -551,7 +551,7 @@
     <w:p>
       <w:pPr>
         <w:spacing w:after="0" w:line="360" w:lineRule="auto"/>
-        <w:ind w:left="-567" w:right="854" w:firstLine="709"/>
+        <w:ind w:left="-567" w:right="-1" w:firstLine="709"/>
         <w:jc w:val="both"/>
         <w:rPr>
           <w:rFonts w:ascii="Times New Roman" w:eastAsia="Times New Roman" w:hAnsi="Times New Roman" w:cs="Times New Roman"/>
@@ -1197,36 +1197,45 @@
           <w:szCs w:val="28"/>
           <w:lang w:eastAsia="ru-RU"/>
         </w:rPr>
+        <w:t>Query</w:t>
+      </w:r>
+      <w:proofErr w:type="spellEnd"/>
+      <w:r>
+        <w:rPr>
+          <w:rFonts w:ascii="Times New Roman" w:eastAsia="Times New Roman" w:hAnsi="Times New Roman" w:cs="Times New Roman"/>
+          <w:sz w:val="28"/>
+          <w:szCs w:val="28"/>
+          <w:lang w:eastAsia="ru-RU"/>
+        </w:rPr>
+        <w:t>-параметры — это параметры, которые передаются в HTTP- запросе в строке URL и используются сервером для уточнения запроса:</w:t>
+      </w:r>
+      <w:r>
+        <w:rPr>
+          <w:rFonts w:ascii="Times New Roman" w:eastAsia="Times New Roman" w:hAnsi="Times New Roman" w:cs="Times New Roman"/>
+          <w:sz w:val="28"/>
+          <w:szCs w:val="28"/>
+          <w:lang w:eastAsia="ru-RU"/>
+        </w:rPr>
+        <w:t xml:space="preserve"> </w:t>
+      </w:r>
+      <w:r>
+        <w:rPr>
+          <w:rFonts w:ascii="Times New Roman" w:eastAsia="Times New Roman" w:hAnsi="Times New Roman" w:cs="Times New Roman"/>
+          <w:sz w:val="28"/>
+          <w:szCs w:val="28"/>
+          <w:lang w:eastAsia="ru-RU"/>
+        </w:rPr>
+        <w:t xml:space="preserve">фильтрации, </w:t>
+      </w:r>
+      <w:r>
+        <w:rPr>
+          <w:rFonts w:ascii="Times New Roman" w:eastAsia="Times New Roman" w:hAnsi="Times New Roman" w:cs="Times New Roman"/>
+          <w:sz w:val="28"/>
+          <w:szCs w:val="28"/>
+          <w:lang w:eastAsia="ru-RU"/>
+        </w:rPr>
         <w:lastRenderedPageBreak/>
-        <w:t>Query</w:t>
-      </w:r>
-      <w:proofErr w:type="spellEnd"/>
-      <w:r>
-        <w:rPr>
-          <w:rFonts w:ascii="Times New Roman" w:eastAsia="Times New Roman" w:hAnsi="Times New Roman" w:cs="Times New Roman"/>
-          <w:sz w:val="28"/>
-          <w:szCs w:val="28"/>
-          <w:lang w:eastAsia="ru-RU"/>
-        </w:rPr>
-        <w:t>-параметры — это параметры, которые передаются в HTTP- запросе в строке URL и используются сервером для уточнения запроса:</w:t>
-      </w:r>
-      <w:r>
-        <w:rPr>
-          <w:rFonts w:ascii="Times New Roman" w:eastAsia="Times New Roman" w:hAnsi="Times New Roman" w:cs="Times New Roman"/>
-          <w:sz w:val="28"/>
-          <w:szCs w:val="28"/>
-          <w:lang w:eastAsia="ru-RU"/>
-        </w:rPr>
-        <w:t xml:space="preserve"> </w:t>
-      </w:r>
-      <w:r>
-        <w:rPr>
-          <w:rFonts w:ascii="Times New Roman" w:eastAsia="Times New Roman" w:hAnsi="Times New Roman" w:cs="Times New Roman"/>
-          <w:sz w:val="28"/>
-          <w:szCs w:val="28"/>
-          <w:lang w:eastAsia="ru-RU"/>
-        </w:rPr>
-        <w:t xml:space="preserve">фильтрации, сортировки или изменения формата ответа. </w:t>
+        <w:t xml:space="preserve">сортировки или изменения формата ответа. </w:t>
       </w:r>
       <w:proofErr w:type="spellStart"/>
       <w:r>
@@ -2006,7 +2015,7 @@
           <w:rFonts w:ascii="Times New Roman" w:eastAsia="Times New Roman" w:hAnsi="Times New Roman" w:cs="Times New Roman"/>
           <w:sz w:val="28"/>
           <w:szCs w:val="28"/>
-          <w:lang w:val="en-US" w:eastAsia="ru-RU"/>
+          <w:lang w:eastAsia="ru-RU"/>
         </w:rPr>
       </w:pPr>
     </w:p>
@@ -2829,7 +2838,7 @@
           <w:rFonts w:ascii="Times New Roman" w:eastAsia="Times New Roman" w:hAnsi="Times New Roman" w:cs="Times New Roman"/>
           <w:sz w:val="28"/>
           <w:szCs w:val="28"/>
-          <w:lang w:val="en-US" w:eastAsia="ru-RU"/>
+          <w:lang w:eastAsia="ru-RU"/>
         </w:rPr>
       </w:pPr>
       <w:r>
